--- a/model/current_results/publication/documents/title_page.docx
+++ b/model/current_results/publication/documents/title_page.docx
@@ -35,6 +35,18 @@
           <w:vertAlign w:val="superscript"/>
         </w:rPr>
         <w:t>2,†</w:t>
+      </w:r>
+      <w:r>
+        <w:t xml:space="preserve">, </w:t>
+      </w:r>
+      <w:r>
+        <w:t>Linchao Li</w:t>
+      </w:r>
+      <w:r>
+        <w:rPr>
+          <w:vertAlign w:val="superscript"/>
+        </w:rPr>
+        <w:t>3</w:t>
       </w:r>
       <w:r>
         <w:t xml:space="preserve">, </w:t>
@@ -101,6 +113,21 @@
       </w:r>
       <w:r>
         <w:t xml:space="preserve"> State Key Laboratory of Soil and Water Conservation and Desertification Control, College of Soil and Water Conservation Science and Engineering, Northwest A&amp;F University, Yangling, Shaanxi 712100, China</w:t>
+      </w:r>
+    </w:p>
+    <w:p>
+      <w:pPr>
+        <w:keepNext/>
+        <w:spacing w:line="360" w:lineRule="auto"/>
+      </w:pPr>
+      <w:r>
+        <w:rPr>
+          <w:vertAlign w:val="superscript"/>
+        </w:rPr>
+        <w:t>3</w:t>
+      </w:r>
+      <w:r>
+        <w:t xml:space="preserve"> College of Agronomy, Inner Mongolia Agricultural University, Hohhot, 010019, China</w:t>
       </w:r>
     </w:p>
     <w:p>

--- a/model/current_results/publication/documents/title_page.docx
+++ b/model/current_results/publication/documents/title_page.docx
@@ -136,7 +136,7 @@
         <w:spacing w:line="360" w:lineRule="auto"/>
       </w:pPr>
       <w:r>
-        <w:t>† Linjia Yao and Bin Chen contributed equally to this work and share first authorship.</w:t>
+        <w:t>† Linjia Yao and Bin Chen contributed equally.</w:t>
       </w:r>
     </w:p>
     <w:p>
